--- a/probate_templates/doc03_sumpah_pentadbiran.docx
+++ b/probate_templates/doc03_sumpah_pentadbiran.docx
@@ -69,7 +69,7 @@
           <w:szCs w:val="22"/>
           <w:u w:val="single"/>
         </w:rPr>
-        <w:t>SAMAN PEMULA NO. {{CASE_NUMBER}}                                2025</w:t>
+        <w:t>SAMAN PEMULA NO. {{CASE_NUMBER}}                                {{FILING_YEAR}}</w:t>
       </w:r>
     </w:p>
     <w:p>
@@ -2574,7 +2574,7 @@
           <w:szCs w:val="22"/>
           <w:u w:val="single"/>
         </w:rPr>
-        <w:t>SAMAN PEMULA NO. {{CASE_NUMBER}}                                2025</w:t>
+        <w:t>SAMAN PEMULA NO. {{CASE_NUMBER}}                                {{FILING_YEAR}}</w:t>
       </w:r>
     </w:p>
     <w:p>

--- a/probate_templates/doc03_sumpah_pentadbiran.docx
+++ b/probate_templates/doc03_sumpah_pentadbiran.docx
@@ -619,13 +619,9 @@
           <w:sz w:val="22"/>
           <w:szCs w:val="22"/>
         </w:rPr>
-        <w:t xml:space="preserve">(No. K/P: {{APPLICANT_NRIC}})    </w:t>
+        <w:t>(No. K/P: {{APPLICANT_NRIC}})</w:t>
         <w:tab/>
-        <w:tab/>
-        <w:tab/>
-        <w:tab/>
-        <w:tab/>
-        <w:t xml:space="preserve">                   …PEMOHON  </w:t>
+        <w:t>…PEMOHON</w:t>
       </w:r>
       <w:r>
         <w:rPr>
@@ -1960,7 +1956,9 @@
         </w:rPr>
         <w:t>Pada</w:t>
         <w:tab/>
-        <w:t>)                      {{APPLICANT_NAME}}</w:t>
+        <w:t>)</w:t>
+        <w:tab/>
+        <w:t>{{APPLICANT_NAME}}</w:t>
       </w:r>
       <w:proofErr w:type="gramStart"/>
       <w:r>
@@ -3112,13 +3110,9 @@
           <w:sz w:val="22"/>
           <w:szCs w:val="22"/>
         </w:rPr>
-        <w:t xml:space="preserve">(No. K/P: {{APPLICANT_NRIC}})        </w:t>
+        <w:t>(No. K/P: {{APPLICANT_NRIC}})</w:t>
         <w:tab/>
-        <w:tab/>
-        <w:tab/>
-        <w:tab/>
-        <w:tab/>
-        <w:t xml:space="preserve">                   …PEMOHON </w:t>
+        <w:t>…PEMOHON</w:t>
       </w:r>
       <w:r>
         <w:rPr>

--- a/probate_templates/doc03_sumpah_pentadbiran.docx
+++ b/probate_templates/doc03_sumpah_pentadbiran.docx
@@ -1957,53 +1957,77 @@
         <w:t>Pada</w:t>
         <w:tab/>
         <w:t>)</w:t>
-        <w:tab/>
+      </w:r>
+      <w:proofErr w:type="gramStart"/>
+      <w:r>
+        <w:rPr>
+          <w:rFonts w:ascii="Arial" w:hAnsi="Arial" w:cs="Arial"/>
+          <w:b/>
+          <w:sz w:val="22"/>
+          <w:szCs w:val="22"/>
+        </w:rPr>
+      </w:r>
+      <w:r>
+        <w:rPr>
+          <w:rFonts w:ascii="Arial" w:hAnsi="Arial" w:cs="Arial"/>
+          <w:sz w:val="22"/>
+          <w:szCs w:val="22"/>
+        </w:rPr>
+      </w:r>
+      <w:proofErr w:type="gramEnd"/>
+      <w:r>
+        <w:rPr>
+          <w:rFonts w:ascii="Arial" w:hAnsi="Arial" w:cs="Arial"/>
+          <w:sz w:val="22"/>
+          <w:szCs w:val="22"/>
+        </w:rPr>
+      </w:r>
+      <w:r>
+        <w:rPr>
+          <w:rFonts w:ascii="Arial" w:hAnsi="Arial" w:cs="Arial"/>
+          <w:b/>
+          <w:bCs/>
+          <w:sz w:val="22"/>
+          <w:szCs w:val="22"/>
+        </w:rPr>
+      </w:r>
+      <w:proofErr w:type="spellStart"/>
+      <w:r>
+        <w:rPr>
+          <w:rFonts w:ascii="Arial" w:hAnsi="Arial" w:cs="Arial"/>
+          <w:b/>
+          <w:bCs/>
+          <w:sz w:val="22"/>
+          <w:szCs w:val="22"/>
+        </w:rPr>
+      </w:r>
+      <w:proofErr w:type="spellEnd"/>
+    </w:p>
+    <w:p>
+      <w:pPr>
+        <w:tabs>
+          <w:tab w:val="left" w:pos="4320"/>
+        </w:tabs>
+        <w:spacing w:line="276" w:lineRule="auto"/>
+        <w:rPr>
+          <w:rFonts w:ascii="Arial" w:hAnsi="Arial" w:cs="Arial"/>
+          <w:sz w:val="22"/>
+          <w:szCs w:val="22"/>
+        </w:rPr>
+        <w:jc w:val="right"/>
+      </w:pPr>
+      <w:proofErr w:type="gramStart"/>
+      <w:proofErr w:type="gramEnd"/>
+      <w:proofErr w:type="spellStart"/>
+      <w:proofErr w:type="spellEnd"/>
+      <w:r>
+        <w:rPr>
+          <w:rFonts w:ascii="Arial" w:hAnsi="Arial" w:cs="Arial"/>
+          <w:sz w:val="22"/>
+          <w:szCs w:val="22"/>
+        </w:rPr>
         <w:t>{{APPLICANT_NAME}}</w:t>
       </w:r>
-      <w:proofErr w:type="gramStart"/>
-      <w:r>
-        <w:rPr>
-          <w:rFonts w:ascii="Arial" w:hAnsi="Arial" w:cs="Arial"/>
-          <w:b/>
-          <w:sz w:val="22"/>
-          <w:szCs w:val="22"/>
-        </w:rPr>
-      </w:r>
-      <w:r>
-        <w:rPr>
-          <w:rFonts w:ascii="Arial" w:hAnsi="Arial" w:cs="Arial"/>
-          <w:sz w:val="22"/>
-          <w:szCs w:val="22"/>
-        </w:rPr>
-      </w:r>
-      <w:proofErr w:type="gramEnd"/>
-      <w:r>
-        <w:rPr>
-          <w:rFonts w:ascii="Arial" w:hAnsi="Arial" w:cs="Arial"/>
-          <w:sz w:val="22"/>
-          <w:szCs w:val="22"/>
-        </w:rPr>
-      </w:r>
-      <w:r>
-        <w:rPr>
-          <w:rFonts w:ascii="Arial" w:hAnsi="Arial" w:cs="Arial"/>
-          <w:b/>
-          <w:bCs/>
-          <w:sz w:val="22"/>
-          <w:szCs w:val="22"/>
-        </w:rPr>
-      </w:r>
-      <w:proofErr w:type="spellStart"/>
-      <w:r>
-        <w:rPr>
-          <w:rFonts w:ascii="Arial" w:hAnsi="Arial" w:cs="Arial"/>
-          <w:b/>
-          <w:bCs/>
-          <w:sz w:val="22"/>
-          <w:szCs w:val="22"/>
-        </w:rPr>
-      </w:r>
-      <w:proofErr w:type="spellEnd"/>
     </w:p>
     <w:p>
       <w:pPr>

--- a/probate_templates/doc03_sumpah_pentadbiran.docx
+++ b/probate_templates/doc03_sumpah_pentadbiran.docx
@@ -1843,7 +1843,7 @@
         </w:rPr>
         <w:t>(No. K/P: {{APPLICANT_NRIC}})</w:t>
         <w:tab/>
-        <w:t xml:space="preserve">)         </w:t>
+        <w:t>)</w:t>
       </w:r>
       <w:r>
         <w:rPr>
@@ -1889,25 +1889,26 @@
           <w:sz w:val="22"/>
           <w:szCs w:val="22"/>
         </w:rPr>
-        <w:t>Di</w:t>
-      </w:r>
-      <w:proofErr w:type="gramStart"/>
-      <w:r>
-        <w:rPr>
-          <w:rFonts w:ascii="Arial" w:hAnsi="Arial" w:cs="Arial"/>
-          <w:sz w:val="22"/>
-          <w:szCs w:val="22"/>
-        </w:rPr>
+        <w:t>Di ____________</w:t>
         <w:tab/>
         <w:t>)</w:t>
-      </w:r>
-      <w:r>
-        <w:rPr>
-          <w:rFonts w:ascii="Arial" w:hAnsi="Arial" w:cs="Arial"/>
-          <w:sz w:val="22"/>
-          <w:szCs w:val="22"/>
-        </w:rPr>
-        <w:t xml:space="preserve">   </w:t>
+        <w:tab/>
+        <w:t>.......................................................</w:t>
+      </w:r>
+      <w:proofErr w:type="gramStart"/>
+      <w:r>
+        <w:rPr>
+          <w:rFonts w:ascii="Arial" w:hAnsi="Arial" w:cs="Arial"/>
+          <w:sz w:val="22"/>
+          <w:szCs w:val="22"/>
+        </w:rPr>
+      </w:r>
+      <w:r>
+        <w:rPr>
+          <w:rFonts w:ascii="Arial" w:hAnsi="Arial" w:cs="Arial"/>
+          <w:sz w:val="22"/>
+          <w:szCs w:val="22"/>
+        </w:rPr>
       </w:r>
       <w:proofErr w:type="gramEnd"/>
       <w:r>
@@ -1916,23 +1917,20 @@
           <w:sz w:val="22"/>
           <w:szCs w:val="22"/>
         </w:rPr>
-        <w:t xml:space="preserve">      </w:t>
-      </w:r>
-      <w:r>
-        <w:rPr>
-          <w:rFonts w:ascii="Arial" w:hAnsi="Arial" w:cs="Arial"/>
-          <w:sz w:val="22"/>
-          <w:szCs w:val="22"/>
-        </w:rPr>
-        <w:t>.....................................................</w:t>
-      </w:r>
-      <w:r>
-        <w:rPr>
-          <w:rFonts w:ascii="Arial" w:hAnsi="Arial" w:cs="Arial"/>
-          <w:sz w:val="22"/>
-          <w:szCs w:val="22"/>
-        </w:rPr>
-        <w:t xml:space="preserve">               </w:t>
+      </w:r>
+      <w:r>
+        <w:rPr>
+          <w:rFonts w:ascii="Arial" w:hAnsi="Arial" w:cs="Arial"/>
+          <w:sz w:val="22"/>
+          <w:szCs w:val="22"/>
+        </w:rPr>
+      </w:r>
+      <w:r>
+        <w:rPr>
+          <w:rFonts w:ascii="Arial" w:hAnsi="Arial" w:cs="Arial"/>
+          <w:sz w:val="22"/>
+          <w:szCs w:val="22"/>
+        </w:rPr>
       </w:r>
     </w:p>
     <w:p>
@@ -1954,7 +1952,7 @@
           <w:sz w:val="22"/>
           <w:szCs w:val="22"/>
         </w:rPr>
-        <w:t>Pada</w:t>
+        <w:t>Pada ___________</w:t>
         <w:tab/>
         <w:t>)</w:t>
       </w:r>
